--- a/docs/GASTRA_Pendencias_Orientador.docx
+++ b/docs/GASTRA_Pendencias_Orientador.docx
@@ -4,114 +4,50 @@
   <w:body>
     <w:p>
       <w:pPr>
-        <w:spacing w:after="120" w:before="800"/>
-        <w:jc w:val="center"/>
-      </w:pPr>
-      <w:r>
-        <w:rPr>
-          <w:b/>
-          <w:bCs/>
-          <w:color w:val="1F3864"/>
-          <w:sz w:val="56"/>
-          <w:szCs w:val="56"/>
-        </w:rPr>
+        <w:pStyle w:val="Title"/>
+      </w:pPr>
+      <w:r>
         <w:t xml:space="preserve">GASTRA</w:t>
       </w:r>
     </w:p>
     <w:p>
       <w:pPr>
-        <w:spacing w:after="60"/>
-        <w:jc w:val="center"/>
-      </w:pPr>
-      <w:r>
-        <w:rPr>
-          <w:b/>
-          <w:bCs/>
-          <w:color w:val="3B6E8F"/>
-          <w:sz w:val="32"/>
-          <w:szCs w:val="32"/>
-        </w:rPr>
+        <w:pStyle w:val="Heading1"/>
+      </w:pPr>
+      <w:r>
         <w:t xml:space="preserve">Pendências, Histórico e Pauta com o Orientador</w:t>
       </w:r>
     </w:p>
     <w:p>
       <w:pPr>
-        <w:spacing w:after="600"/>
-        <w:jc w:val="center"/>
-      </w:pPr>
-      <w:r>
-        <w:rPr>
-          <w:i/>
-          <w:iCs/>
-          <w:color w:val="595959"/>
-          <w:sz w:val="22"/>
-          <w:szCs w:val="22"/>
-        </w:rPr>
-        <w:t xml:space="preserve">Documento vivo de acompanhamento — reuniões, aprovações e questões em aberto</w:t>
-      </w:r>
-    </w:p>
-    <w:p>
-      <w:pPr>
-        <w:spacing w:after="40"/>
-        <w:jc w:val="center"/>
-      </w:pPr>
-      <w:r>
-        <w:rPr>
-          <w:sz w:val="22"/>
-          <w:szCs w:val="22"/>
-        </w:rPr>
+        <w:spacing w:after="0"/>
+      </w:pPr>
+      <w:r>
         <w:t xml:space="preserve">TG — FATEC Araraquara</w:t>
       </w:r>
     </w:p>
     <w:p>
-      <w:pPr>
-        <w:spacing w:after="40"/>
-        <w:jc w:val="center"/>
-      </w:pPr>
-      <w:r>
-        <w:rPr>
-          <w:sz w:val="22"/>
-          <w:szCs w:val="22"/>
-        </w:rPr>
+      <w:r>
         <w:t xml:space="preserve">Autores: Daniel Velluto Bento e Pedro Luis Otrente de Campos</w:t>
       </w:r>
     </w:p>
     <w:p>
-      <w:pPr>
-        <w:spacing w:after="40"/>
-        <w:jc w:val="center"/>
-      </w:pPr>
-      <w:r>
-        <w:rPr>
-          <w:sz w:val="22"/>
-          <w:szCs w:val="22"/>
-        </w:rPr>
+      <w:r>
         <w:t xml:space="preserve">Orientador: Prof. Me. Leonardo José de Lima Ferrucci</w:t>
       </w:r>
     </w:p>
     <w:p>
       <w:pPr>
-        <w:spacing w:after="900"/>
-        <w:jc w:val="center"/>
-      </w:pPr>
-      <w:r>
-        <w:rPr>
-          <w:color w:val="595959"/>
-          <w:sz w:val="20"/>
-          <w:szCs w:val="20"/>
-        </w:rPr>
-        <w:t xml:space="preserve">Versão: 23/08/2026</w:t>
-      </w:r>
-    </w:p>
-    <w:p>
-      <w:r>
-        <w:br w:type="page"/>
+        <w:spacing w:after="300"/>
+      </w:pPr>
+      <w:r>
+        <w:t xml:space="preserve">Versão: 27/08/2026</w:t>
       </w:r>
     </w:p>
     <w:p>
       <w:pPr>
         <w:pStyle w:val="Heading1"/>
-        <w:spacing w:after="160" w:before="320"/>
+        <w:spacing w:after="150" w:before="300"/>
       </w:pPr>
       <w:r>
         <w:t xml:space="preserve">1. Sobre este documento</w:t>
@@ -119,31 +55,16 @@
     </w:p>
     <w:p>
       <w:pPr>
-        <w:spacing w:after="160"/>
-      </w:pPr>
-      <w:r>
-        <w:t xml:space="preserve">Este documento concentra tudo o que precisa ser tratado com o orientador — pendências ativas, perguntas específicas, e o histórico de reuniões, decisões e aprovações já obtidas. Ele fica versionado no repositório e é atualizado a cada rodada de contato com o Prof. Ferrucci, para que a dupla nunca chegue a uma reunião sem pauta clara nem perca o registro do que já foi aprovado.</w:t>
-      </w:r>
-    </w:p>
-    <w:p>
-      <w:pPr>
-        <w:spacing w:after="200"/>
-      </w:pPr>
-      <w:r>
-        <w:rPr>
-          <w:i/>
-          <w:iCs/>
-          <w:color w:val="595959"/>
-          <w:sz w:val="20"/>
-          <w:szCs w:val="20"/>
-        </w:rPr>
-        <w:t xml:space="preserve">Diferença em relação ao GASTRA_STATUS.md: o STATUS.md registra o estado de todo o projeto (escopo, checklist, achados). Este documento é um recorte focado especificamente na relação com o orientador — o que falta validar, o que já foi validado e quando, e as perguntas específicas da próxima reunião.</w:t>
+        <w:spacing w:after="150"/>
+      </w:pPr>
+      <w:r>
+        <w:t xml:space="preserve">Este documento concentra tudo o que precisa ser tratado com o orientador — pendências ativas, perguntas específicas, e o histórico de reuniões, decisões e aprovações já obtidas. Ele será atualizado a cada rodada de contato com o Prof. Ferrucci, para que nenhuma reunião fique sem pauta clara e que não haja perca do registro do que já foi discutido.</w:t>
       </w:r>
     </w:p>
     <w:p>
       <w:pPr>
         <w:pStyle w:val="Heading1"/>
-        <w:spacing w:after="160" w:before="320"/>
+        <w:spacing w:after="150" w:before="300"/>
       </w:pPr>
       <w:r>
         <w:t xml:space="preserve">2. Pendências ativas com o orientador</w:t>
@@ -151,7 +72,7 @@
     </w:p>
     <w:tbl>
       <w:tblPr>
-        <w:tblW w:type="dxa" w:w="10600"/>
+        <w:tblW w:type="dxa" w:w="9350"/>
         <w:tblBorders>
           <w:top w:val="single" w:color="auto" w:sz="4"/>
           <w:left w:val="single" w:color="auto" w:sz="4"/>
@@ -162,29 +83,22 @@
         </w:tblBorders>
       </w:tblPr>
       <w:tblGrid>
-        <w:gridCol w:w="3000"/>
+        <w:gridCol w:w="2100"/>
+        <w:gridCol w:w="2100"/>
         <w:gridCol w:w="2600"/>
-        <w:gridCol w:w="3600"/>
-        <w:gridCol w:w="1400"/>
+        <w:gridCol w:w="2550"/>
       </w:tblGrid>
       <w:tr>
-        <w:trPr>
-          <w:tblHeader/>
-        </w:trPr>
-        <w:tc>
-          <w:tcPr>
-            <w:tcW w:type="dxa" w:w="3000"/>
-            <w:shd w:fill="1F3864" w:val="clear"/>
-            <w:vAlign w:val="center"/>
+        <w:tc>
+          <w:tcPr>
+            <w:tcW w:type="dxa" w:w="2100"/>
+            <w:shd w:fill="D9D9D9" w:val="clear"/>
           </w:tcPr>
           <w:p>
             <w:r>
               <w:rPr>
                 <w:b/>
                 <w:bCs/>
-                <w:color w:val="FFFFFF"/>
-                <w:sz w:val="20"/>
-                <w:szCs w:val="20"/>
               </w:rPr>
               <w:t xml:space="preserve">Pendência</w:t>
             </w:r>
@@ -192,18 +106,14 @@
         </w:tc>
         <w:tc>
           <w:tcPr>
-            <w:tcW w:type="dxa" w:w="2600"/>
-            <w:shd w:fill="1F3864" w:val="clear"/>
-            <w:vAlign w:val="center"/>
+            <w:tcW w:type="dxa" w:w="2100"/>
+            <w:shd w:fill="D9D9D9" w:val="clear"/>
           </w:tcPr>
           <w:p>
             <w:r>
               <w:rPr>
                 <w:b/>
                 <w:bCs/>
-                <w:color w:val="FFFFFF"/>
-                <w:sz w:val="20"/>
-                <w:szCs w:val="20"/>
               </w:rPr>
               <w:t xml:space="preserve">Relacionado a</w:t>
             </w:r>
@@ -211,18 +121,14 @@
         </w:tc>
         <w:tc>
           <w:tcPr>
-            <w:tcW w:type="dxa" w:w="3600"/>
-            <w:shd w:fill="1F3864" w:val="clear"/>
-            <w:vAlign w:val="center"/>
+            <w:tcW w:type="dxa" w:w="2600"/>
+            <w:shd w:fill="D9D9D9" w:val="clear"/>
           </w:tcPr>
           <w:p>
             <w:r>
               <w:rPr>
                 <w:b/>
                 <w:bCs/>
-                <w:color w:val="FFFFFF"/>
-                <w:sz w:val="20"/>
-                <w:szCs w:val="20"/>
               </w:rPr>
               <w:t xml:space="preserve">O que precisa do orientador</w:t>
             </w:r>
@@ -230,18 +136,14 @@
         </w:tc>
         <w:tc>
           <w:tcPr>
-            <w:tcW w:type="dxa" w:w="1400"/>
-            <w:shd w:fill="1F3864" w:val="clear"/>
-            <w:vAlign w:val="center"/>
+            <w:tcW w:type="dxa" w:w="2550"/>
+            <w:shd w:fill="D9D9D9" w:val="clear"/>
           </w:tcPr>
           <w:p>
             <w:r>
               <w:rPr>
                 <w:b/>
                 <w:bCs/>
-                <w:color w:val="FFFFFF"/>
-                <w:sz w:val="20"/>
-                <w:szCs w:val="20"/>
               </w:rPr>
               <w:t xml:space="preserve">Status</w:t>
             </w:r>
@@ -251,125 +153,115 @@
       <w:tr>
         <w:tc>
           <w:tcPr>
-            <w:tcW w:type="dxa" w:w="3000"/>
-            <w:vAlign w:val="center"/>
-          </w:tcPr>
-          <w:p>
-            <w:r>
-              <w:rPr>
-                <w:sz w:val="20"/>
-                <w:szCs w:val="20"/>
-              </w:rPr>
-              <w:t xml:space="preserve">Validação estrutural do critério de alocação de garçons (RN03)</w:t>
+            <w:tcW w:type="dxa" w:w="2100"/>
+          </w:tcPr>
+          <w:p>
+            <w:r>
+              <w:rPr>
+                <w:b w:val="false"/>
+                <w:bCs w:val="false"/>
+              </w:rPr>
+              <w:t xml:space="preserve">Calibração numérica dos pesos de RN03</w:t>
+            </w:r>
+          </w:p>
+        </w:tc>
+        <w:tc>
+          <w:tcPr>
+            <w:tcW w:type="dxa" w:w="2100"/>
+          </w:tcPr>
+          <w:p>
+            <w:r>
+              <w:rPr>
+                <w:b w:val="false"/>
+                <w:bCs w:val="false"/>
+              </w:rPr>
+              <w:t xml:space="preserve">Issue #55</w:t>
             </w:r>
           </w:p>
         </w:tc>
         <w:tc>
           <w:tcPr>
             <w:tcW w:type="dxa" w:w="2600"/>
-            <w:vAlign w:val="center"/>
-          </w:tcPr>
-          <w:p>
-            <w:r>
-              <w:rPr>
-                <w:sz w:val="20"/>
-                <w:szCs w:val="20"/>
-              </w:rPr>
-              <w:t xml:space="preserve">Issue #54 (sub-issue de #5) — RN03, seção 3.1 do Requisitos_RN.docx</w:t>
-            </w:r>
-          </w:p>
-        </w:tc>
-        <w:tc>
-          <w:tcPr>
-            <w:tcW w:type="dxa" w:w="3600"/>
-            <w:vAlign w:val="center"/>
-          </w:tcPr>
-          <w:p>
-            <w:r>
-              <w:rPr>
-                <w:sz w:val="20"/>
-                <w:szCs w:val="20"/>
-              </w:rPr>
-              <w:t xml:space="preserve">Confirmar se a estrutura da função objetivo (equilibrar faturamento acumulado por garçom, ponderado pelo faturamento histórico da praça) é adequada como critério de programação linear para o TG.</w:t>
-            </w:r>
-          </w:p>
-        </w:tc>
-        <w:tc>
-          <w:tcPr>
-            <w:tcW w:type="dxa" w:w="1400"/>
-            <w:shd w:fill="FFF2CC" w:val="clear"/>
-            <w:vAlign w:val="center"/>
-          </w:tcPr>
-          <w:p>
-            <w:r>
-              <w:rPr>
-                <w:sz w:val="20"/>
-                <w:szCs w:val="20"/>
-              </w:rPr>
-              <w:t xml:space="preserve">Aberta — pauta da reunião de amanhã</w:t>
-            </w:r>
-          </w:p>
-        </w:tc>
-      </w:tr>
-      <w:tr>
-        <w:tc>
-          <w:tcPr>
-            <w:tcW w:type="dxa" w:w="3000"/>
-            <w:vAlign w:val="center"/>
-          </w:tcPr>
-          <w:p>
-            <w:r>
-              <w:rPr>
-                <w:sz w:val="20"/>
-                <w:szCs w:val="20"/>
-              </w:rPr>
-              <w:t xml:space="preserve">Calibração numérica dos pesos de RN03</w:t>
+          </w:tcPr>
+          <w:p>
+            <w:r>
+              <w:rPr>
+                <w:b w:val="false"/>
+                <w:bCs w:val="false"/>
+              </w:rPr>
+              <w:t xml:space="preserve">Nenhuma ação do orientador necessária no momento — dado simulado já aceito como fonte suficiente (27/08/2026); calibração é trabalho interno da dupla.</w:t>
+            </w:r>
+          </w:p>
+        </w:tc>
+        <w:tc>
+          <w:tcPr>
+            <w:tcW w:type="dxa" w:w="2550"/>
+          </w:tcPr>
+          <w:p>
+            <w:r>
+              <w:rPr>
+                <w:b w:val="false"/>
+                <w:bCs w:val="false"/>
+              </w:rPr>
+              <w:t xml:space="preserve">Desbloqueada — em andamento</w:t>
+            </w:r>
+          </w:p>
+        </w:tc>
+      </w:tr>
+      <w:tr>
+        <w:tc>
+          <w:tcPr>
+            <w:tcW w:type="dxa" w:w="2100"/>
+          </w:tcPr>
+          <w:p>
+            <w:r>
+              <w:rPr>
+                <w:b w:val="false"/>
+                <w:bCs w:val="false"/>
+              </w:rPr>
+              <w:t xml:space="preserve">Reestruturação das Milestones M3–M10 (alinhamento ao cronograma oficial do TGII)</w:t>
+            </w:r>
+          </w:p>
+        </w:tc>
+        <w:tc>
+          <w:tcPr>
+            <w:tcW w:type="dxa" w:w="2100"/>
+          </w:tcPr>
+          <w:p>
+            <w:r>
+              <w:rPr>
+                <w:b w:val="false"/>
+                <w:bCs w:val="false"/>
+              </w:rPr>
+              <w:t xml:space="preserve">GASTRA_MEMORIA_GITHUB_PROJECTS.md, seção 13</w:t>
             </w:r>
           </w:p>
         </w:tc>
         <w:tc>
           <w:tcPr>
             <w:tcW w:type="dxa" w:w="2600"/>
-            <w:vAlign w:val="center"/>
-          </w:tcPr>
-          <w:p>
-            <w:r>
-              <w:rPr>
-                <w:sz w:val="20"/>
-                <w:szCs w:val="20"/>
-              </w:rPr>
-              <w:t xml:space="preserve">Issue #55 — depende de #54 ser validada primeiro</w:t>
-            </w:r>
-          </w:p>
-        </w:tc>
-        <w:tc>
-          <w:tcPr>
-            <w:tcW w:type="dxa" w:w="3600"/>
-            <w:vAlign w:val="center"/>
-          </w:tcPr>
-          <w:p>
-            <w:r>
-              <w:rPr>
-                <w:sz w:val="20"/>
-                <w:szCs w:val="20"/>
-              </w:rPr>
-              <w:t xml:space="preserve">Não depende diretamente do orientador nesta etapa — depende de dado real/simulado ainda não disponível. Mencionar como próximo passo, não como pergunta a fazer agora.</w:t>
-            </w:r>
-          </w:p>
-        </w:tc>
-        <w:tc>
-          <w:tcPr>
-            <w:tcW w:type="dxa" w:w="1400"/>
-            <w:shd w:fill="F4CCCC" w:val="clear"/>
-            <w:vAlign w:val="center"/>
-          </w:tcPr>
-          <w:p>
-            <w:r>
-              <w:rPr>
-                <w:sz w:val="20"/>
-                <w:szCs w:val="20"/>
-              </w:rPr>
-              <w:t xml:space="preserve">Bloqueada por falta de dado</w:t>
+          </w:tcPr>
+          <w:p>
+            <w:r>
+              <w:rPr>
+                <w:b w:val="false"/>
+                <w:bCs w:val="false"/>
+              </w:rPr>
+              <w:t xml:space="preserve">Confirmar se concorda com a lógica de agrupamento dos blocos analíticos (BI+DS+PL+LGPD) em uma única sprint de backend, em vez de milestones sequenciais.</w:t>
+            </w:r>
+          </w:p>
+        </w:tc>
+        <w:tc>
+          <w:tcPr>
+            <w:tcW w:type="dxa" w:w="2550"/>
+          </w:tcPr>
+          <w:p>
+            <w:r>
+              <w:rPr>
+                <w:b w:val="false"/>
+                <w:bCs w:val="false"/>
+              </w:rPr>
+              <w:t xml:space="preserve">Aberta — validar na próxima reunião</w:t>
             </w:r>
           </w:p>
         </w:tc>
@@ -378,23 +270,15 @@
     <w:p>
       <w:pPr>
         <w:pStyle w:val="Heading1"/>
-        <w:spacing w:after="160" w:before="320"/>
-      </w:pPr>
-      <w:r>
-        <w:t xml:space="preserve">3. Decisões internas já tomadas — para conhecimento do orientador</w:t>
-      </w:r>
-    </w:p>
-    <w:p>
-      <w:pPr>
-        <w:spacing w:after="160"/>
-      </w:pPr>
-      <w:r>
-        <w:t xml:space="preserve">Estas decisões foram fechadas pela dupla com base em evidência (entrevista + questionário) e não dependem de aprovação formal para o TG avançar, mas ficam documentadas aqui para transparência caso o orientador queira comentar:</w:t>
+        <w:spacing w:after="150" w:before="300"/>
+      </w:pPr>
+      <w:r>
+        <w:t xml:space="preserve">3. Decisões internas já tomadas</w:t>
       </w:r>
     </w:p>
     <w:tbl>
       <w:tblPr>
-        <w:tblW w:type="dxa" w:w="9600"/>
+        <w:tblW w:type="dxa" w:w="9350"/>
         <w:tblBorders>
           <w:top w:val="single" w:color="auto" w:sz="4"/>
           <w:left w:val="single" w:color="auto" w:sz="4"/>
@@ -405,28 +289,21 @@
         </w:tblBorders>
       </w:tblPr>
       <w:tblGrid>
-        <w:gridCol w:w="2600"/>
-        <w:gridCol w:w="5800"/>
-        <w:gridCol w:w="1200"/>
+        <w:gridCol w:w="2200"/>
+        <w:gridCol w:w="5100"/>
+        <w:gridCol w:w="2050"/>
       </w:tblGrid>
       <w:tr>
-        <w:trPr>
-          <w:tblHeader/>
-        </w:trPr>
-        <w:tc>
-          <w:tcPr>
-            <w:tcW w:type="dxa" w:w="2600"/>
-            <w:shd w:fill="1F3864" w:val="clear"/>
-            <w:vAlign w:val="center"/>
+        <w:tc>
+          <w:tcPr>
+            <w:tcW w:type="dxa" w:w="2200"/>
+            <w:shd w:fill="D9D9D9" w:val="clear"/>
           </w:tcPr>
           <w:p>
             <w:r>
               <w:rPr>
                 <w:b/>
                 <w:bCs/>
-                <w:color w:val="FFFFFF"/>
-                <w:sz w:val="20"/>
-                <w:szCs w:val="20"/>
               </w:rPr>
               <w:t xml:space="preserve">Decisão</w:t>
             </w:r>
@@ -434,18 +311,14 @@
         </w:tc>
         <w:tc>
           <w:tcPr>
-            <w:tcW w:type="dxa" w:w="5800"/>
-            <w:shd w:fill="1F3864" w:val="clear"/>
-            <w:vAlign w:val="center"/>
+            <w:tcW w:type="dxa" w:w="5100"/>
+            <w:shd w:fill="D9D9D9" w:val="clear"/>
           </w:tcPr>
           <w:p>
             <w:r>
               <w:rPr>
                 <w:b/>
                 <w:bCs/>
-                <w:color w:val="FFFFFF"/>
-                <w:sz w:val="20"/>
-                <w:szCs w:val="20"/>
               </w:rPr>
               <w:t xml:space="preserve">Resumo</w:t>
             </w:r>
@@ -453,18 +326,14 @@
         </w:tc>
         <w:tc>
           <w:tcPr>
-            <w:tcW w:type="dxa" w:w="1200"/>
-            <w:shd w:fill="1F3864" w:val="clear"/>
-            <w:vAlign w:val="center"/>
+            <w:tcW w:type="dxa" w:w="2050"/>
+            <w:shd w:fill="D9D9D9" w:val="clear"/>
           </w:tcPr>
           <w:p>
             <w:r>
               <w:rPr>
                 <w:b/>
                 <w:bCs/>
-                <w:color w:val="FFFFFF"/>
-                <w:sz w:val="20"/>
-                <w:szCs w:val="20"/>
               </w:rPr>
               <w:t xml:space="preserve">Data</w:t>
             </w:r>
@@ -474,14 +343,13 @@
       <w:tr>
         <w:tc>
           <w:tcPr>
-            <w:tcW w:type="dxa" w:w="2600"/>
-            <w:vAlign w:val="center"/>
-          </w:tcPr>
-          <w:p>
-            <w:r>
-              <w:rPr>
-                <w:sz w:val="20"/>
-                <w:szCs w:val="20"/>
+            <w:tcW w:type="dxa" w:w="2200"/>
+          </w:tcPr>
+          <w:p>
+            <w:r>
+              <w:rPr>
+                <w:b w:val="false"/>
+                <w:bCs w:val="false"/>
               </w:rPr>
               <w:t xml:space="preserve">Qualificador de restrição alimentar (issue #7)</w:t>
             </w:r>
@@ -489,29 +357,27 @@
         </w:tc>
         <w:tc>
           <w:tcPr>
-            <w:tcW w:type="dxa" w:w="5800"/>
-            <w:vAlign w:val="center"/>
-          </w:tcPr>
-          <w:p>
-            <w:r>
-              <w:rPr>
-                <w:sz w:val="20"/>
-                <w:szCs w:val="20"/>
-              </w:rPr>
-              <w:t xml:space="preserve">Modelo híbrido: lista fechada de categorias comuns + campo de observação livre não estruturado, vinculado à comanda ativa (não à análise de dados do Bloco 6).</w:t>
-            </w:r>
-          </w:p>
-        </w:tc>
-        <w:tc>
-          <w:tcPr>
-            <w:tcW w:type="dxa" w:w="1200"/>
-            <w:vAlign w:val="center"/>
-          </w:tcPr>
-          <w:p>
-            <w:r>
-              <w:rPr>
-                <w:sz w:val="20"/>
-                <w:szCs w:val="20"/>
+            <w:tcW w:type="dxa" w:w="5100"/>
+          </w:tcPr>
+          <w:p>
+            <w:r>
+              <w:rPr>
+                <w:b w:val="false"/>
+                <w:bCs w:val="false"/>
+              </w:rPr>
+              <w:t xml:space="preserve">Modelo híbrido: lista fechada de categorias comuns + campo de observação livre não estruturado, vinculado à comanda ativa.</w:t>
+            </w:r>
+          </w:p>
+        </w:tc>
+        <w:tc>
+          <w:tcPr>
+            <w:tcW w:type="dxa" w:w="2050"/>
+          </w:tcPr>
+          <w:p>
+            <w:r>
+              <w:rPr>
+                <w:b w:val="false"/>
+                <w:bCs w:val="false"/>
               </w:rPr>
               <w:t xml:space="preserve">23/08/2026</w:t>
             </w:r>
@@ -521,14 +387,13 @@
       <w:tr>
         <w:tc>
           <w:tcPr>
-            <w:tcW w:type="dxa" w:w="2600"/>
-            <w:vAlign w:val="center"/>
-          </w:tcPr>
-          <w:p>
-            <w:r>
-              <w:rPr>
-                <w:sz w:val="20"/>
-                <w:szCs w:val="20"/>
+            <w:tcW w:type="dxa" w:w="2200"/>
+          </w:tcPr>
+          <w:p>
+            <w:r>
+              <w:rPr>
+                <w:b w:val="false"/>
+                <w:bCs w:val="false"/>
               </w:rPr>
               <w:t xml:space="preserve">Remoção de RF12 (issue #53)</w:t>
             </w:r>
@@ -536,14 +401,13 @@
         </w:tc>
         <w:tc>
           <w:tcPr>
-            <w:tcW w:type="dxa" w:w="5800"/>
-            <w:vAlign w:val="center"/>
-          </w:tcPr>
-          <w:p>
-            <w:r>
-              <w:rPr>
-                <w:sz w:val="20"/>
-                <w:szCs w:val="20"/>
+            <w:tcW w:type="dxa" w:w="5100"/>
+          </w:tcPr>
+          <w:p>
+            <w:r>
+              <w:rPr>
+                <w:b w:val="false"/>
+                <w:bCs w:val="false"/>
               </w:rPr>
               <w:t xml:space="preserve">RF12 (exclusão de histórico de pedidos) removido do escopo — contradizia RN04/RN05 (sem identificador persistente de cliente). Resolvido por minimização de dados por desenho: sem histórico pessoal persistente, não há o que excluir.</w:t>
             </w:r>
@@ -551,14 +415,13 @@
         </w:tc>
         <w:tc>
           <w:tcPr>
-            <w:tcW w:type="dxa" w:w="1200"/>
-            <w:vAlign w:val="center"/>
-          </w:tcPr>
-          <w:p>
-            <w:r>
-              <w:rPr>
-                <w:sz w:val="20"/>
-                <w:szCs w:val="20"/>
+            <w:tcW w:type="dxa" w:w="2050"/>
+          </w:tcPr>
+          <w:p>
+            <w:r>
+              <w:rPr>
+                <w:b w:val="false"/>
+                <w:bCs w:val="false"/>
               </w:rPr>
               <w:t xml:space="preserve">23/08/2026</w:t>
             </w:r>
@@ -568,14 +431,13 @@
       <w:tr>
         <w:tc>
           <w:tcPr>
-            <w:tcW w:type="dxa" w:w="2600"/>
-            <w:vAlign w:val="center"/>
-          </w:tcPr>
-          <w:p>
-            <w:r>
-              <w:rPr>
-                <w:sz w:val="20"/>
-                <w:szCs w:val="20"/>
+            <w:tcW w:type="dxa" w:w="2200"/>
+          </w:tcPr>
+          <w:p>
+            <w:r>
+              <w:rPr>
+                <w:b w:val="false"/>
+                <w:bCs w:val="false"/>
               </w:rPr>
               <w:t xml:space="preserve">Consolidação de #26/#54/#55</w:t>
             </w:r>
@@ -583,31 +445,293 @@
         </w:tc>
         <w:tc>
           <w:tcPr>
-            <w:tcW w:type="dxa" w:w="5800"/>
-            <w:vAlign w:val="center"/>
-          </w:tcPr>
-          <w:p>
-            <w:r>
-              <w:rPr>
-                <w:sz w:val="20"/>
-                <w:szCs w:val="20"/>
-              </w:rPr>
-              <w:t xml:space="preserve">Issue #26 fechada como duplicata; #54 (validação estrutural) tornou-se sub-issue de #5; #55 (calibração numérica) permanece no Milestone M7, sem sobreposição.</w:t>
-            </w:r>
-          </w:p>
-        </w:tc>
-        <w:tc>
-          <w:tcPr>
-            <w:tcW w:type="dxa" w:w="1200"/>
-            <w:vAlign w:val="center"/>
-          </w:tcPr>
-          <w:p>
-            <w:r>
-              <w:rPr>
-                <w:sz w:val="20"/>
-                <w:szCs w:val="20"/>
-              </w:rPr>
-              <w:t xml:space="preserve">23/08/2026</w:t>
+            <w:tcW w:type="dxa" w:w="5100"/>
+          </w:tcPr>
+          <w:p>
+            <w:r>
+              <w:rPr>
+                <w:b w:val="false"/>
+                <w:bCs w:val="false"/>
+              </w:rPr>
+              <w:t xml:space="preserve">Issue #26 fechada como duplicata; #54 (validação estrutural) tornou-se sub-issue de #5; #55 (calibração numérica) permanece no Milestone M5, sem sobreposição.</w:t>
+            </w:r>
+          </w:p>
+        </w:tc>
+        <w:tc>
+          <w:tcPr>
+            <w:tcW w:type="dxa" w:w="2050"/>
+          </w:tcPr>
+          <w:p>
+            <w:r>
+              <w:rPr>
+                <w:b w:val="false"/>
+                <w:bCs w:val="false"/>
+              </w:rPr>
+              <w:t xml:space="preserve">27/08/2026</w:t>
+            </w:r>
+          </w:p>
+        </w:tc>
+      </w:tr>
+      <w:tr>
+        <w:tc>
+          <w:tcPr>
+            <w:tcW w:type="dxa" w:w="2200"/>
+          </w:tcPr>
+          <w:p>
+            <w:r>
+              <w:rPr>
+                <w:b w:val="false"/>
+                <w:bCs w:val="false"/>
+              </w:rPr>
+              <w:t xml:space="preserve">Reestruturação das Milestones M3–M10</w:t>
+            </w:r>
+          </w:p>
+        </w:tc>
+        <w:tc>
+          <w:tcPr>
+            <w:tcW w:type="dxa" w:w="5100"/>
+          </w:tcPr>
+          <w:p>
+            <w:r>
+              <w:rPr>
+                <w:b w:val="false"/>
+                <w:bCs w:val="false"/>
+              </w:rPr>
+              <w:t xml:space="preserve">Milestones do GitHub Projects realinhadas ao Cronograma de Entregas do TGII da coordenação (Cronograma_TGII_ADS_2026.pdf); blocos analíticos (BI/DS/PL/LGPD) tratados como frentes paralelas dentro de uma única sprint de backend, não mais sequenciais.</w:t>
+            </w:r>
+          </w:p>
+        </w:tc>
+        <w:tc>
+          <w:tcPr>
+            <w:tcW w:type="dxa" w:w="2050"/>
+          </w:tcPr>
+          <w:p>
+            <w:r>
+              <w:rPr>
+                <w:b w:val="false"/>
+                <w:bCs w:val="false"/>
+              </w:rPr>
+              <w:t xml:space="preserve">27/08/2026</w:t>
+            </w:r>
+          </w:p>
+        </w:tc>
+      </w:tr>
+      <w:tr>
+        <w:tc>
+          <w:tcPr>
+            <w:tcW w:type="dxa" w:w="2200"/>
+          </w:tcPr>
+          <w:p>
+            <w:r>
+              <w:rPr>
+                <w:b w:val="false"/>
+                <w:bCs w:val="false"/>
+              </w:rPr>
+              <w:t xml:space="preserve">Estrutura final do RN03</w:t>
+            </w:r>
+          </w:p>
+        </w:tc>
+        <w:tc>
+          <w:tcPr>
+            <w:tcW w:type="dxa" w:w="5100"/>
+          </w:tcPr>
+          <w:p>
+            <w:r>
+              <w:rPr>
+                <w:b w:val="false"/>
+                <w:bCs w:val="false"/>
+              </w:rPr>
+              <w:t xml:space="preserve">Validada com o orientador: dois fatores combinados por soma ponderada (faturamento acumulado ponderado pelo histórico da praça + tempo desde a última alocação em praça de alto potencial). Issue #54 fechada.</w:t>
+            </w:r>
+          </w:p>
+        </w:tc>
+        <w:tc>
+          <w:tcPr>
+            <w:tcW w:type="dxa" w:w="2050"/>
+          </w:tcPr>
+          <w:p>
+            <w:r>
+              <w:rPr>
+                <w:b w:val="false"/>
+                <w:bCs w:val="false"/>
+              </w:rPr>
+              <w:t xml:space="preserve">27/08/2026</w:t>
+            </w:r>
+          </w:p>
+        </w:tc>
+      </w:tr>
+      <w:tr>
+        <w:tc>
+          <w:tcPr>
+            <w:tcW w:type="dxa" w:w="2200"/>
+          </w:tcPr>
+          <w:p>
+            <w:r>
+              <w:rPr>
+                <w:b w:val="false"/>
+                <w:bCs w:val="false"/>
+              </w:rPr>
+              <w:t xml:space="preserve">Fonte de dado para calibração de RN03</w:t>
+            </w:r>
+          </w:p>
+        </w:tc>
+        <w:tc>
+          <w:tcPr>
+            <w:tcW w:type="dxa" w:w="5100"/>
+          </w:tcPr>
+          <w:p>
+            <w:r>
+              <w:rPr>
+                <w:b w:val="false"/>
+                <w:bCs w:val="false"/>
+              </w:rPr>
+              <w:t xml:space="preserve">Dado simulado, com premissas documentadas pela dupla, confirmado como suficiente para o TG (não é necessário dado real de estabelecimento parceiro). Issue #55 desbloqueada.</w:t>
+            </w:r>
+          </w:p>
+        </w:tc>
+        <w:tc>
+          <w:tcPr>
+            <w:tcW w:type="dxa" w:w="2050"/>
+          </w:tcPr>
+          <w:p>
+            <w:r>
+              <w:rPr>
+                <w:b w:val="false"/>
+                <w:bCs w:val="false"/>
+              </w:rPr>
+              <w:t xml:space="preserve">27/08/2026</w:t>
+            </w:r>
+          </w:p>
+        </w:tc>
+      </w:tr>
+      <w:tr>
+        <w:tc>
+          <w:tcPr>
+            <w:tcW w:type="dxa" w:w="2200"/>
+          </w:tcPr>
+          <w:p>
+            <w:r>
+              <w:rPr>
+                <w:b w:val="false"/>
+                <w:bCs w:val="false"/>
+              </w:rPr>
+              <w:t xml:space="preserve">Argumento de banca para remoção de RF12</w:t>
+            </w:r>
+          </w:p>
+        </w:tc>
+        <w:tc>
+          <w:tcPr>
+            <w:tcW w:type="dxa" w:w="5100"/>
+          </w:tcPr>
+          <w:p>
+            <w:r>
+              <w:rPr>
+                <w:b w:val="false"/>
+                <w:bCs w:val="false"/>
+              </w:rPr>
+              <w:t xml:space="preserve">Confirmado como aceitável: ausência de funcionalidade de exclusão como resultado deliberado de minimização de dados, não como lacuna do sistema.</w:t>
+            </w:r>
+          </w:p>
+        </w:tc>
+        <w:tc>
+          <w:tcPr>
+            <w:tcW w:type="dxa" w:w="2050"/>
+          </w:tcPr>
+          <w:p>
+            <w:r>
+              <w:rPr>
+                <w:b w:val="false"/>
+                <w:bCs w:val="false"/>
+              </w:rPr>
+              <w:t xml:space="preserve">27/08/2026</w:t>
+            </w:r>
+          </w:p>
+        </w:tc>
+      </w:tr>
+      <w:tr>
+        <w:tc>
+          <w:tcPr>
+            <w:tcW w:type="dxa" w:w="2200"/>
+          </w:tcPr>
+          <w:p>
+            <w:r>
+              <w:rPr>
+                <w:b w:val="false"/>
+                <w:bCs w:val="false"/>
+              </w:rPr>
+              <w:t xml:space="preserve">Programa de fidelização — fora do escopo do TG</w:t>
+            </w:r>
+          </w:p>
+        </w:tc>
+        <w:tc>
+          <w:tcPr>
+            <w:tcW w:type="dxa" w:w="5100"/>
+          </w:tcPr>
+          <w:p>
+            <w:r>
+              <w:rPr>
+                <w:b w:val="false"/>
+                <w:bCs w:val="false"/>
+              </w:rPr>
+              <w:t xml:space="preserve">Decisão conjunta: cadastro voluntário de cliente com identificador persistente (CPF/QR), histórico entre visitas e recomendação individual fica como feature futura pós-defesa, mesmo tratamento da integração com a cozinha. Contradiz o compromisso de anonimização já assumido no projeto de pesquisa formal (Gastra.pdf).</w:t>
+            </w:r>
+          </w:p>
+        </w:tc>
+        <w:tc>
+          <w:tcPr>
+            <w:tcW w:type="dxa" w:w="2050"/>
+          </w:tcPr>
+          <w:p>
+            <w:r>
+              <w:rPr>
+                <w:b w:val="false"/>
+                <w:bCs w:val="false"/>
+              </w:rPr>
+              <w:t xml:space="preserve">27/08/2026</w:t>
+            </w:r>
+          </w:p>
+        </w:tc>
+      </w:tr>
+      <w:tr>
+        <w:tc>
+          <w:tcPr>
+            <w:tcW w:type="dxa" w:w="2200"/>
+          </w:tcPr>
+          <w:p>
+            <w:r>
+              <w:rPr>
+                <w:b w:val="false"/>
+                <w:bCs w:val="false"/>
+              </w:rPr>
+              <w:t xml:space="preserve">Valores de RNF01/RNF02</w:t>
+            </w:r>
+          </w:p>
+        </w:tc>
+        <w:tc>
+          <w:tcPr>
+            <w:tcW w:type="dxa" w:w="5100"/>
+          </w:tcPr>
+          <w:p>
+            <w:r>
+              <w:rPr>
+                <w:b w:val="false"/>
+                <w:bCs w:val="false"/>
+              </w:rPr>
+              <w:t xml:space="preserve">Definidos como meta inicial: 2 segundos (RNF01) e 5 toques (RNF02), baseados em referencial de usabilidade (Nielsen); sujeitos a validação empírica na Etapa 4 (M6).</w:t>
+            </w:r>
+          </w:p>
+        </w:tc>
+        <w:tc>
+          <w:tcPr>
+            <w:tcW w:type="dxa" w:w="2050"/>
+          </w:tcPr>
+          <w:p>
+            <w:r>
+              <w:rPr>
+                <w:b w:val="false"/>
+                <w:bCs w:val="false"/>
+              </w:rPr>
+              <w:t xml:space="preserve">27/08/2026</w:t>
             </w:r>
           </w:p>
         </w:tc>
@@ -616,10 +740,18 @@
     <w:p>
       <w:pPr>
         <w:pStyle w:val="Heading1"/>
-        <w:spacing w:after="160" w:before="320"/>
+        <w:spacing w:after="150" w:before="300"/>
       </w:pPr>
       <w:r>
         <w:t xml:space="preserve">4. Perguntas específicas para a próxima reunião</w:t>
+      </w:r>
+    </w:p>
+    <w:p>
+      <w:pPr>
+        <w:spacing w:after="150"/>
+      </w:pPr>
+      <w:r>
+        <w:t xml:space="preserve">Nenhuma pergunta em aberto no momento — todas as perguntas da rodada anterior (RN03, fonte de dado, argumento de RF12, cronograma oficial) foram respondidas na reunião de 27/08/2026 (ver seção 5). Nova pergunta registrada nesta rodada:</w:t>
       </w:r>
     </w:p>
     <w:p>
@@ -632,52 +764,13 @@
         <w:spacing w:after="80"/>
       </w:pPr>
       <w:r>
-        <w:t xml:space="preserve">Sobre RN03: a ponderação por faturamento histórico da praça faz sentido como único critério, ou o orientador recomendaria incluir algum fator de equidade adicional (ex.: tempo desde a última alocação em praça de alto potencial)?</w:t>
-      </w:r>
-    </w:p>
-    <w:p>
-      <w:pPr>
-        <w:pStyle w:val="ListParagraph"/>
-        <w:numPr>
-          <w:ilvl w:val="0"/>
-          <w:numId w:val="1"/>
-        </w:numPr>
-        <w:spacing w:after="80"/>
-      </w:pPr>
-      <w:r>
-        <w:t xml:space="preserve">Sobre RN03: qual fonte de dado o orientador considera aceitável para a calibração numérica dos pesos — dado simulado (gerado pela dupla com premissas documentadas) é suficiente para o TG, ou é esperado dado real de algum estabelecimento parceiro?</w:t>
-      </w:r>
-    </w:p>
-    <w:p>
-      <w:pPr>
-        <w:pStyle w:val="ListParagraph"/>
-        <w:numPr>
-          <w:ilvl w:val="0"/>
-          <w:numId w:val="1"/>
-        </w:numPr>
-        <w:spacing w:after="80"/>
-      </w:pPr>
-      <w:r>
-        <w:t xml:space="preserve">Sobre a remoção de RF12: o orientador vê problema em registrar, na seção de LGPD do TG, a ausência de funcionalidade de exclusão como resultado deliberado de minimização de dados (em vez de implementar uma funcionalidade)? Isso é aceito como argumento de banca?</w:t>
-      </w:r>
-    </w:p>
-    <w:p>
-      <w:pPr>
-        <w:pStyle w:val="ListParagraph"/>
-        <w:numPr>
-          <w:ilvl w:val="0"/>
-          <w:numId w:val="1"/>
-        </w:numPr>
-        <w:spacing w:after="80"/>
-      </w:pPr>
-      <w:r>
-        <w:t xml:space="preserve">Sobre o cronograma oficial do TG: ainda não chegou — há uma previsão mais precisa, para a dupla não ficar recalculando Milestones no meio da Sprint 2?</w:t>
+        <w:t xml:space="preserve">Sobre a reestruturação das Milestones M3–M10 (alinhamento ao cronograma oficial da coordenação): o orientador concorda com tratar os quatro blocos analíticos (BI, Ciência de Dados, Programação Linear, LGPD) como frentes paralelas dentro de uma única sprint de backend (Etapa 3, M5), em vez de milestones sequenciais como estava antes?</w:t>
       </w:r>
     </w:p>
     <w:p>
       <w:pPr>
         <w:pStyle w:val="Heading1"/>
-        <w:spacing w:after="160" w:before="320"/>
+        <w:spacing w:after="150" w:before="300"/>
       </w:pPr>
       <w:r>
         <w:t xml:space="preserve">5. Histórico de reuniões e aprovações</w:t>
@@ -685,7 +778,7 @@
     </w:p>
     <w:tbl>
       <w:tblPr>
-        <w:tblW w:type="dxa" w:w="9600"/>
+        <w:tblW w:type="dxa" w:w="9350"/>
         <w:tblBorders>
           <w:top w:val="single" w:color="auto" w:sz="4"/>
           <w:left w:val="single" w:color="auto" w:sz="4"/>
@@ -697,27 +790,20 @@
       </w:tblPr>
       <w:tblGrid>
         <w:gridCol w:w="1400"/>
-        <w:gridCol w:w="4600"/>
-        <w:gridCol w:w="3600"/>
+        <w:gridCol w:w="3400"/>
+        <w:gridCol w:w="4550"/>
       </w:tblGrid>
       <w:tr>
-        <w:trPr>
-          <w:tblHeader/>
-        </w:trPr>
         <w:tc>
           <w:tcPr>
             <w:tcW w:type="dxa" w:w="1400"/>
-            <w:shd w:fill="1F3864" w:val="clear"/>
-            <w:vAlign w:val="center"/>
+            <w:shd w:fill="D9D9D9" w:val="clear"/>
           </w:tcPr>
           <w:p>
             <w:r>
               <w:rPr>
                 <w:b/>
                 <w:bCs/>
-                <w:color w:val="FFFFFF"/>
-                <w:sz w:val="20"/>
-                <w:szCs w:val="20"/>
               </w:rPr>
               <w:t xml:space="preserve">Data</w:t>
             </w:r>
@@ -725,18 +811,14 @@
         </w:tc>
         <w:tc>
           <w:tcPr>
-            <w:tcW w:type="dxa" w:w="4600"/>
-            <w:shd w:fill="1F3864" w:val="clear"/>
-            <w:vAlign w:val="center"/>
+            <w:tcW w:type="dxa" w:w="3400"/>
+            <w:shd w:fill="D9D9D9" w:val="clear"/>
           </w:tcPr>
           <w:p>
             <w:r>
               <w:rPr>
                 <w:b/>
                 <w:bCs/>
-                <w:color w:val="FFFFFF"/>
-                <w:sz w:val="20"/>
-                <w:szCs w:val="20"/>
               </w:rPr>
               <w:t xml:space="preserve">Assunto</w:t>
             </w:r>
@@ -744,18 +826,14 @@
         </w:tc>
         <w:tc>
           <w:tcPr>
-            <w:tcW w:type="dxa" w:w="3600"/>
-            <w:shd w:fill="1F3864" w:val="clear"/>
-            <w:vAlign w:val="center"/>
+            <w:tcW w:type="dxa" w:w="4550"/>
+            <w:shd w:fill="D9D9D9" w:val="clear"/>
           </w:tcPr>
           <w:p>
             <w:r>
               <w:rPr>
                 <w:b/>
                 <w:bCs/>
-                <w:color w:val="FFFFFF"/>
-                <w:sz w:val="20"/>
-                <w:szCs w:val="20"/>
               </w:rPr>
               <w:t xml:space="preserve">Resultado</w:t>
             </w:r>
@@ -766,13 +844,12 @@
         <w:tc>
           <w:tcPr>
             <w:tcW w:type="dxa" w:w="1400"/>
-            <w:vAlign w:val="center"/>
-          </w:tcPr>
-          <w:p>
-            <w:r>
-              <w:rPr>
-                <w:sz w:val="20"/>
-                <w:szCs w:val="20"/>
+          </w:tcPr>
+          <w:p>
+            <w:r>
+              <w:rPr>
+                <w:b w:val="false"/>
+                <w:bCs w:val="false"/>
               </w:rPr>
               <w:t xml:space="preserve">13/08/2026</w:t>
             </w:r>
@@ -780,14 +857,13 @@
         </w:tc>
         <w:tc>
           <w:tcPr>
-            <w:tcW w:type="dxa" w:w="4600"/>
-            <w:vAlign w:val="center"/>
-          </w:tcPr>
-          <w:p>
-            <w:r>
-              <w:rPr>
-                <w:sz w:val="20"/>
-                <w:szCs w:val="20"/>
+            <w:tcW w:type="dxa" w:w="3400"/>
+          </w:tcPr>
+          <w:p>
+            <w:r>
+              <w:rPr>
+                <w:b w:val="false"/>
+                <w:bCs w:val="false"/>
               </w:rPr>
               <w:t xml:space="preserve">Definições iniciais de design (composição de mesa, segmentação sem dado sensível, ferramenta de requisitos)</w:t>
             </w:r>
@@ -795,16 +871,15 @@
         </w:tc>
         <w:tc>
           <w:tcPr>
-            <w:tcW w:type="dxa" w:w="3600"/>
-            <w:vAlign w:val="center"/>
-          </w:tcPr>
-          <w:p>
-            <w:r>
-              <w:rPr>
-                <w:sz w:val="20"/>
-                <w:szCs w:val="20"/>
-              </w:rPr>
-              <w:t xml:space="preserve">Aprovado internamente pela dupla — não exigiu validação formal do orientador nesta etapa.</w:t>
+            <w:tcW w:type="dxa" w:w="4550"/>
+          </w:tcPr>
+          <w:p>
+            <w:r>
+              <w:rPr>
+                <w:b w:val="false"/>
+                <w:bCs w:val="false"/>
+              </w:rPr>
+              <w:t xml:space="preserve">Aprovado internamente pela dupla.</w:t>
             </w:r>
           </w:p>
         </w:tc>
@@ -813,13 +888,12 @@
         <w:tc>
           <w:tcPr>
             <w:tcW w:type="dxa" w:w="1400"/>
-            <w:vAlign w:val="center"/>
-          </w:tcPr>
-          <w:p>
-            <w:r>
-              <w:rPr>
-                <w:sz w:val="20"/>
-                <w:szCs w:val="20"/>
+          </w:tcPr>
+          <w:p>
+            <w:r>
+              <w:rPr>
+                <w:b w:val="false"/>
+                <w:bCs w:val="false"/>
               </w:rPr>
               <w:t xml:space="preserve">21/08/2026</w:t>
             </w:r>
@@ -827,14 +901,13 @@
         </w:tc>
         <w:tc>
           <w:tcPr>
-            <w:tcW w:type="dxa" w:w="4600"/>
-            <w:vAlign w:val="center"/>
-          </w:tcPr>
-          <w:p>
-            <w:r>
-              <w:rPr>
-                <w:sz w:val="20"/>
-                <w:szCs w:val="20"/>
+            <w:tcW w:type="dxa" w:w="3400"/>
+          </w:tcPr>
+          <w:p>
+            <w:r>
+              <w:rPr>
+                <w:b w:val="false"/>
+                <w:bCs w:val="false"/>
               </w:rPr>
               <w:t xml:space="preserve">Validação de escopo — módulo de comandas, cardápio digital, comanda em tempo real, lista de pendências, exclusão da integração com a cozinha</w:t>
             </w:r>
@@ -842,14 +915,13 @@
         </w:tc>
         <w:tc>
           <w:tcPr>
-            <w:tcW w:type="dxa" w:w="3600"/>
-            <w:vAlign w:val="center"/>
-          </w:tcPr>
-          <w:p>
-            <w:r>
-              <w:rPr>
-                <w:sz w:val="20"/>
-                <w:szCs w:val="20"/>
+            <w:tcW w:type="dxa" w:w="4550"/>
+          </w:tcPr>
+          <w:p>
+            <w:r>
+              <w:rPr>
+                <w:b w:val="false"/>
+                <w:bCs w:val="false"/>
               </w:rPr>
               <w:t xml:space="preserve">Aprovado pelo orientador. Núcleo de comandas validado como adicional (não é foco); extras condicionados a sobrar tempo; cozinha formalmente fora do escopo.</w:t>
             </w:r>
@@ -860,13 +932,12 @@
         <w:tc>
           <w:tcPr>
             <w:tcW w:type="dxa" w:w="1400"/>
-            <w:vAlign w:val="center"/>
-          </w:tcPr>
-          <w:p>
-            <w:r>
-              <w:rPr>
-                <w:sz w:val="20"/>
-                <w:szCs w:val="20"/>
+          </w:tcPr>
+          <w:p>
+            <w:r>
+              <w:rPr>
+                <w:b w:val="false"/>
+                <w:bCs w:val="false"/>
               </w:rPr>
               <w:t xml:space="preserve">21/08/2026</w:t>
             </w:r>
@@ -874,14 +945,13 @@
         </w:tc>
         <w:tc>
           <w:tcPr>
-            <w:tcW w:type="dxa" w:w="4600"/>
-            <w:vAlign w:val="center"/>
-          </w:tcPr>
-          <w:p>
-            <w:r>
-              <w:rPr>
-                <w:sz w:val="20"/>
-                <w:szCs w:val="20"/>
+            <w:tcW w:type="dxa" w:w="3400"/>
+          </w:tcPr>
+          <w:p>
+            <w:r>
+              <w:rPr>
+                <w:b w:val="false"/>
+                <w:bCs w:val="false"/>
               </w:rPr>
               <w:t xml:space="preserve">Notação de diagramas de apoio</w:t>
             </w:r>
@@ -889,14 +959,13 @@
         </w:tc>
         <w:tc>
           <w:tcPr>
-            <w:tcW w:type="dxa" w:w="3600"/>
-            <w:vAlign w:val="center"/>
-          </w:tcPr>
-          <w:p>
-            <w:r>
-              <w:rPr>
-                <w:sz w:val="20"/>
-                <w:szCs w:val="20"/>
+            <w:tcW w:type="dxa" w:w="4550"/>
+          </w:tcPr>
+          <w:p>
+            <w:r>
+              <w:rPr>
+                <w:b w:val="false"/>
+                <w:bCs w:val="false"/>
               </w:rPr>
               <w:t xml:space="preserve">Confirmado com o orientador: UML (casos de uso, classes, sequência, atividades).</w:t>
             </w:r>
@@ -907,13 +976,12 @@
         <w:tc>
           <w:tcPr>
             <w:tcW w:type="dxa" w:w="1400"/>
-            <w:vAlign w:val="center"/>
-          </w:tcPr>
-          <w:p>
-            <w:r>
-              <w:rPr>
-                <w:sz w:val="20"/>
-                <w:szCs w:val="20"/>
+          </w:tcPr>
+          <w:p>
+            <w:r>
+              <w:rPr>
+                <w:b w:val="false"/>
+                <w:bCs w:val="false"/>
               </w:rPr>
               <w:t xml:space="preserve">22/08/2026</w:t>
             </w:r>
@@ -921,14 +989,13 @@
         </w:tc>
         <w:tc>
           <w:tcPr>
-            <w:tcW w:type="dxa" w:w="4600"/>
-            <w:vAlign w:val="center"/>
-          </w:tcPr>
-          <w:p>
-            <w:r>
-              <w:rPr>
-                <w:sz w:val="20"/>
-                <w:szCs w:val="20"/>
+            <w:tcW w:type="dxa" w:w="3400"/>
+          </w:tcPr>
+          <w:p>
+            <w:r>
+              <w:rPr>
+                <w:b w:val="false"/>
+                <w:bCs w:val="false"/>
               </w:rPr>
               <w:t xml:space="preserve">Estrutura da função objetivo do RN03 (issue #6)</w:t>
             </w:r>
@@ -936,16 +1003,15 @@
         </w:tc>
         <w:tc>
           <w:tcPr>
-            <w:tcW w:type="dxa" w:w="3600"/>
-            <w:vAlign w:val="center"/>
-          </w:tcPr>
-          <w:p>
-            <w:r>
-              <w:rPr>
-                <w:sz w:val="20"/>
-                <w:szCs w:val="20"/>
-              </w:rPr>
-              <w:t xml:space="preserve">Fechada internamente pela dupla. Validação formal com o orientador ainda pendente (ver seção 2).</w:t>
+            <w:tcW w:type="dxa" w:w="4550"/>
+          </w:tcPr>
+          <w:p>
+            <w:r>
+              <w:rPr>
+                <w:b w:val="false"/>
+                <w:bCs w:val="false"/>
+              </w:rPr>
+              <w:t xml:space="preserve">Fechada internamente pela dupla.</w:t>
             </w:r>
           </w:p>
         </w:tc>
@@ -954,45 +1020,42 @@
         <w:tc>
           <w:tcPr>
             <w:tcW w:type="dxa" w:w="1400"/>
-            <w:vAlign w:val="center"/>
-          </w:tcPr>
-          <w:p>
-            <w:r>
-              <w:rPr>
-                <w:sz w:val="20"/>
-                <w:szCs w:val="20"/>
-              </w:rPr>
-              <w:t xml:space="preserve">A definir</w:t>
-            </w:r>
-          </w:p>
-        </w:tc>
-        <w:tc>
-          <w:tcPr>
-            <w:tcW w:type="dxa" w:w="4600"/>
-            <w:vAlign w:val="center"/>
-          </w:tcPr>
-          <w:p>
-            <w:r>
-              <w:rPr>
-                <w:sz w:val="20"/>
-                <w:szCs w:val="20"/>
-              </w:rPr>
-              <w:t xml:space="preserve">Sprint Review da Sprint 1 + feedback do orientador + Planning da Sprint 2</w:t>
-            </w:r>
-          </w:p>
-        </w:tc>
-        <w:tc>
-          <w:tcPr>
-            <w:tcW w:type="dxa" w:w="3600"/>
-            <w:vAlign w:val="center"/>
-          </w:tcPr>
-          <w:p>
-            <w:r>
-              <w:rPr>
-                <w:sz w:val="20"/>
-                <w:szCs w:val="20"/>
-              </w:rPr>
-              <w:t xml:space="preserve">Agendada para logo após a reunião que resolve a pendência de RN03 (seção 2).</w:t>
+          </w:tcPr>
+          <w:p>
+            <w:r>
+              <w:rPr>
+                <w:b w:val="false"/>
+                <w:bCs w:val="false"/>
+              </w:rPr>
+              <w:t xml:space="preserve">27/08/2026</w:t>
+            </w:r>
+          </w:p>
+        </w:tc>
+        <w:tc>
+          <w:tcPr>
+            <w:tcW w:type="dxa" w:w="3400"/>
+          </w:tcPr>
+          <w:p>
+            <w:r>
+              <w:rPr>
+                <w:b w:val="false"/>
+                <w:bCs w:val="false"/>
+              </w:rPr>
+              <w:t xml:space="preserve">Validação final de RN03 (estrutura), fonte de dado para calibração, argumento de banca para RF12, e discussão sobre programa de fidelização</w:t>
+            </w:r>
+          </w:p>
+        </w:tc>
+        <w:tc>
+          <w:tcPr>
+            <w:tcW w:type="dxa" w:w="4550"/>
+          </w:tcPr>
+          <w:p>
+            <w:r>
+              <w:rPr>
+                <w:b w:val="false"/>
+                <w:bCs w:val="false"/>
+              </w:rPr>
+              <w:t xml:space="preserve">RN03: estrutura validada com adição do fator "tempo desde a última alocação em praça de alto potencial", combinado por soma ponderada — issue #54 fechada. Calibração: dado simulado aceito como fonte suficiente — issue #55 desbloqueada. RF12: argumento de minimização de dados aceito como defesa de banca. Fidelização: mantida fora do escopo do TG, feature futura pós-defesa.</w:t>
             </w:r>
           </w:p>
         </w:tc>
@@ -1001,7 +1064,7 @@
     <w:p>
       <w:pPr>
         <w:pStyle w:val="Heading1"/>
-        <w:spacing w:after="160" w:before="320"/>
+        <w:spacing w:after="150" w:before="300"/>
       </w:pPr>
       <w:r>
         <w:t xml:space="preserve">6. Regras de atualização deste documento</w:t>
@@ -1046,11 +1109,18 @@
         <w:t xml:space="preserve">Perguntas respondidas saem da seção 4 e, se geram uma decisão nova, essa decisão é refletida no GASTRA_STATUS.md e nos documentos de requisitos no mesmo commit — este documento não substitui a atualização dos documentos formais, só organiza a comunicação com o orientador.</w:t>
       </w:r>
     </w:p>
+    <w:p>
+      <w:pPr>
+        <w:spacing w:before="400"/>
+        <w:jc w:val="center"/>
+      </w:pPr>
+      <w:r>
+        <w:t xml:space="preserve">Página 1 de 2</w:t>
+      </w:r>
+    </w:p>
     <w:sectPr>
-      <w:headerReference w:type="default" r:id="rId7"/>
-      <w:footerReference w:type="default" r:id="rId8"/>
       <w:pgSz w:w="11906" w:h="16838" w:orient="portrait"/>
-      <w:pgMar w:top="1134" w:right="1134" w:bottom="1134" w:left="1134" w:header="708" w:footer="708" w:gutter="0"/>
+      <w:pgMar w:top="1440" w:right="1440" w:bottom="1440" w:left="1440" w:header="708" w:footer="708" w:gutter="0"/>
       <w:pgNumType/>
       <w:docGrid w:linePitch="360"/>
     </w:sectPr>
@@ -1099,54 +1169,6 @@
 </w:endnotes>
 </file>
 
-<file path=word/footer1.xml><?xml version="1.0" encoding="utf-8"?>
-<w:ftr xmlns:wpc="http://schemas.microsoft.com/office/word/2010/wordprocessingCanvas" xmlns:mc="http://schemas.openxmlformats.org/markup-compatibility/2006" xmlns:o="urn:schemas-microsoft-com:office:office" xmlns:r="http://schemas.openxmlformats.org/officeDocument/2006/relationships" xmlns:m="http://schemas.openxmlformats.org/officeDocument/2006/math" xmlns:v="urn:schemas-microsoft-com:vml" xmlns:wp14="http://schemas.microsoft.com/office/word/2010/wordprocessingDrawing" xmlns:wp="http://schemas.openxmlformats.org/drawingml/2006/wordprocessingDrawing" xmlns:w10="urn:schemas-microsoft-com:office:word" xmlns:w="http://schemas.openxmlformats.org/wordprocessingml/2006/main" xmlns:w14="http://schemas.microsoft.com/office/word/2010/wordml" xmlns:w15="http://schemas.microsoft.com/office/word/2012/wordml" xmlns:wpg="http://schemas.microsoft.com/office/word/2010/wordprocessingGroup" xmlns:wpi="http://schemas.microsoft.com/office/word/2010/wordprocessingInk" xmlns:wne="http://schemas.microsoft.com/office/word/2006/wordml" xmlns:wps="http://schemas.microsoft.com/office/word/2010/wordprocessingShape">
-  <w:p>
-    <w:pPr>
-      <w:jc w:val="center"/>
-    </w:pPr>
-    <w:r>
-      <w:rPr>
-        <w:color w:val="595959"/>
-        <w:sz w:val="16"/>
-        <w:szCs w:val="16"/>
-      </w:rPr>
-      <w:t xml:space="preserve">Página </w:t>
-    </w:r>
-    <w:r>
-      <w:rPr>
-        <w:color w:val="595959"/>
-        <w:sz w:val="16"/>
-        <w:szCs w:val="16"/>
-      </w:rPr>
-      <w:fldChar w:fldCharType="begin"/>
-      <w:instrText xml:space="preserve">PAGE</w:instrText>
-      <w:fldChar w:fldCharType="separate"/>
-      <w:fldChar w:fldCharType="end"/>
-    </w:r>
-    <w:r>
-      <w:rPr>
-        <w:color w:val="595959"/>
-        <w:sz w:val="16"/>
-        <w:szCs w:val="16"/>
-      </w:rPr>
-      <w:t xml:space="preserve"> de </w:t>
-    </w:r>
-    <w:r>
-      <w:rPr>
-        <w:color w:val="595959"/>
-        <w:sz w:val="16"/>
-        <w:szCs w:val="16"/>
-      </w:rPr>
-      <w:fldChar w:fldCharType="begin"/>
-      <w:instrText xml:space="preserve">NUMPAGES</w:instrText>
-      <w:fldChar w:fldCharType="separate"/>
-      <w:fldChar w:fldCharType="end"/>
-    </w:r>
-  </w:p>
-</w:ftr>
-</file>
-
 <file path=word/footnotes.xml><?xml version="1.0" encoding="utf-8"?>
 <w:footnotes xmlns:wpc="http://schemas.microsoft.com/office/word/2010/wordprocessingCanvas" xmlns:mc="http://schemas.openxmlformats.org/markup-compatibility/2006" xmlns:o="urn:schemas-microsoft-com:office:office" xmlns:r="http://schemas.openxmlformats.org/officeDocument/2006/relationships" xmlns:m="http://schemas.openxmlformats.org/officeDocument/2006/math" xmlns:v="urn:schemas-microsoft-com:vml" xmlns:wp14="http://schemas.microsoft.com/office/word/2010/wordprocessingDrawing" xmlns:wp="http://schemas.openxmlformats.org/drawingml/2006/wordprocessingDrawing" xmlns:w10="urn:schemas-microsoft-com:office:word" xmlns:w="http://schemas.openxmlformats.org/wordprocessingml/2006/main" xmlns:w14="http://schemas.microsoft.com/office/word/2010/wordml" xmlns:w15="http://schemas.microsoft.com/office/word/2012/wordml" xmlns:wpg="http://schemas.microsoft.com/office/word/2010/wordprocessingGroup" xmlns:wpi="http://schemas.microsoft.com/office/word/2010/wordprocessingInk" xmlns:wne="http://schemas.microsoft.com/office/word/2006/wordml" xmlns:wps="http://schemas.microsoft.com/office/word/2010/wordprocessingShape" mc:Ignorable="w14 w15 wp14">
   <w:footnote w:type="separator" w:id="-1">
@@ -1182,24 +1204,6 @@
     </w:p>
   </w:footnote>
 </w:footnotes>
-</file>
-
-<file path=word/header1.xml><?xml version="1.0" encoding="utf-8"?>
-<w:hdr xmlns:wpc="http://schemas.microsoft.com/office/word/2010/wordprocessingCanvas" xmlns:mc="http://schemas.openxmlformats.org/markup-compatibility/2006" xmlns:o="urn:schemas-microsoft-com:office:office" xmlns:r="http://schemas.openxmlformats.org/officeDocument/2006/relationships" xmlns:m="http://schemas.openxmlformats.org/officeDocument/2006/math" xmlns:v="urn:schemas-microsoft-com:vml" xmlns:wp14="http://schemas.microsoft.com/office/word/2010/wordprocessingDrawing" xmlns:wp="http://schemas.openxmlformats.org/drawingml/2006/wordprocessingDrawing" xmlns:w10="urn:schemas-microsoft-com:office:word" xmlns:w="http://schemas.openxmlformats.org/wordprocessingml/2006/main" xmlns:w14="http://schemas.microsoft.com/office/word/2010/wordml" xmlns:w15="http://schemas.microsoft.com/office/word/2012/wordml" xmlns:wpg="http://schemas.microsoft.com/office/word/2010/wordprocessingGroup" xmlns:wpi="http://schemas.microsoft.com/office/word/2010/wordprocessingInk" xmlns:wne="http://schemas.microsoft.com/office/word/2006/wordml" xmlns:wps="http://schemas.microsoft.com/office/word/2010/wordprocessingShape" xmlns:cx="http://schemas.microsoft.com/office/drawing/2014/chartex" xmlns:cx1="http://schemas.microsoft.com/office/drawing/2015/9/8/chartex" xmlns:cx2="http://schemas.microsoft.com/office/drawing/2015/10/21/chartex" xmlns:cx3="http://schemas.microsoft.com/office/drawing/2016/5/9/chartex" xmlns:cx4="http://schemas.microsoft.com/office/drawing/2016/5/10/chartex" xmlns:cx5="http://schemas.microsoft.com/office/drawing/2016/5/11/chartex" xmlns:cx6="http://schemas.microsoft.com/office/drawing/2016/5/12/chartex" xmlns:cx7="http://schemas.microsoft.com/office/drawing/2016/5/13/chartex" xmlns:cx8="http://schemas.microsoft.com/office/drawing/2016/5/14/chartex" xmlns:w16cid="http://schemas.microsoft.com/office/word/2016/wordml/cid" xmlns:w16se="http://schemas.microsoft.com/office/word/2015/wordml/symex">
-  <w:p>
-    <w:pPr>
-      <w:jc w:val="right"/>
-    </w:pPr>
-    <w:r>
-      <w:rPr>
-        <w:color w:val="595959"/>
-        <w:sz w:val="16"/>
-        <w:szCs w:val="16"/>
-      </w:rPr>
-      <w:t xml:space="preserve">GASTRA — Pendências com o Orientador</w:t>
-    </w:r>
-  </w:p>
-</w:hdr>
 </file>
 
 <file path=word/numbering.xml><?xml version="1.0" encoding="utf-8"?>
@@ -1300,13 +1304,7 @@
 <file path=word/styles.xml><?xml version="1.0" encoding="utf-8"?>
 <w:styles xmlns:mc="http://schemas.openxmlformats.org/markup-compatibility/2006" xmlns:r="http://schemas.openxmlformats.org/officeDocument/2006/relationships" xmlns:w="http://schemas.openxmlformats.org/wordprocessingml/2006/main" xmlns:w14="http://schemas.microsoft.com/office/word/2010/wordml" xmlns:w15="http://schemas.microsoft.com/office/word/2012/wordml" mc:Ignorable="w14 w15">
   <w:docDefaults>
-    <w:rPrDefault>
-      <w:rPr>
-        <w:rFonts w:ascii="Calibri" w:cs="Calibri" w:eastAsia="Calibri" w:hAnsi="Calibri"/>
-        <w:sz w:val="22"/>
-        <w:szCs w:val="22"/>
-      </w:rPr>
-    </w:rPrDefault>
+    <w:rPrDefault/>
     <w:pPrDefault/>
   </w:docDefaults>
   <w:style w:type="paragraph" w:styleId="Title">
@@ -1480,41 +1478,5 @@
       <w:szCs w:val="20"/>
     </w:rPr>
   </w:style>
-  <w:style w:type="paragraph" w:styleId="Heading1">
-    <w:name w:val="Heading 1"/>
-    <w:basedOn w:val="Normal"/>
-    <w:next w:val="Normal"/>
-    <w:qFormat/>
-    <w:pPr>
-      <w:spacing w:after="160" w:before="320"/>
-      <w:outlineLvl w:val="0"/>
-    </w:pPr>
-    <w:rPr>
-      <w:rFonts w:ascii="Calibri" w:cs="Calibri" w:eastAsia="Calibri" w:hAnsi="Calibri"/>
-      <w:b/>
-      <w:bCs/>
-      <w:color w:val="1F3864"/>
-      <w:sz w:val="30"/>
-      <w:szCs w:val="30"/>
-    </w:rPr>
-  </w:style>
-  <w:style w:type="paragraph" w:styleId="Heading2">
-    <w:name w:val="Heading 2"/>
-    <w:basedOn w:val="Normal"/>
-    <w:next w:val="Normal"/>
-    <w:qFormat/>
-    <w:pPr>
-      <w:spacing w:after="120" w:before="240"/>
-      <w:outlineLvl w:val="1"/>
-    </w:pPr>
-    <w:rPr>
-      <w:rFonts w:ascii="Calibri" w:cs="Calibri" w:eastAsia="Calibri" w:hAnsi="Calibri"/>
-      <w:b/>
-      <w:bCs/>
-      <w:color w:val="3B6E8F"/>
-      <w:sz w:val="26"/>
-      <w:szCs w:val="26"/>
-    </w:rPr>
-  </w:style>
 </w:styles>
 </file>